--- a/data/revised_2026-10_full/outputs/v2/Maths/SS2.1_Similarity_and_Enlargement/Mathematics_Similarity_and_Enlargement_SummaryTable.docx
+++ b/data/revised_2026-10_full/outputs/v2/Maths/SS2.1_Similarity_and_Enlargement/Mathematics_Similarity_and_Enlargement_SummaryTable.docx
@@ -2464,7 +2464,7 @@
         </w:rPr>
         <w:t xml:space="preserve">© 2026 SeaVuria and ARES. This work is licensed under a </w:t>
       </w:r>
-      <w:hyperlink w:history="1" r:id="rIdgci06mkribkintrm3w-nh">
+      <w:hyperlink w:history="1" r:id="rIdcepb_hzqu33q_uum3se-v">
         <w:r>
           <w:rPr>
             <w:rFonts w:ascii="Arial" w:cs="Arial" w:eastAsia="Arial" w:hAnsi="Arial"/>
@@ -2484,7 +2484,7 @@
         </w:rPr>
         <w:t xml:space="preserve"> (</w:t>
       </w:r>
-      <w:hyperlink w:history="1" r:id="rIdmnryyn0yddsrympbxomor">
+      <w:hyperlink w:history="1" r:id="rId0zgeheo2u9stnz2z92l0n">
         <w:r>
           <w:rPr>
             <w:rFonts w:ascii="Arial" w:cs="Arial" w:eastAsia="Arial" w:hAnsi="Arial"/>
@@ -2504,7 +2504,7 @@
         </w:rPr>
         <w:t xml:space="preserve">). To view a copy of this license, visit </w:t>
       </w:r>
-      <w:hyperlink w:history="1" r:id="rIdod2zyqys1hukhe_cxqr3w">
+      <w:hyperlink w:history="1" r:id="rIduh1m_d3snetdzzdzpcws6">
         <w:r>
           <w:rPr>
             <w:rFonts w:ascii="Arial" w:cs="Arial" w:eastAsia="Arial" w:hAnsi="Arial"/>
